--- a/backend/app/templates/contratos/contrato_rancho_texas.docx
+++ b/backend/app/templates/contratos/contrato_rancho_texas.docx
@@ -19716,6 +19716,7 @@
     </w:p>
     <w:p>
       <w:pPr>
+        <w:pageBreakBefore/>
         <w:jc w:val="center"/>
         <w:rPr>
           <w:rFonts w:asciiTheme="minorHAnsi" w:hAnsiTheme="minorHAnsi" w:cstheme="minorHAnsi"/>
@@ -20136,6 +20137,7 @@
     </w:p>
     <w:p>
       <w:pPr>
+        <w:pageBreakBefore/>
         <w:jc w:val="center"/>
         <w:rPr>
           <w:rFonts w:asciiTheme="minorHAnsi" w:hAnsiTheme="minorHAnsi" w:cstheme="minorHAnsi"/>
@@ -20554,6 +20556,7 @@
     </w:p>
     <w:p>
       <w:pPr>
+        <w:pageBreakBefore/>
         <w:jc w:val="center"/>
         <w:rPr>
           <w:rFonts w:asciiTheme="minorHAnsi" w:hAnsiTheme="minorHAnsi" w:cstheme="minorHAnsi"/>
@@ -21026,6 +21029,7 @@
     </w:p>
     <w:p>
       <w:pPr>
+        <w:pageBreakBefore/>
         <w:jc w:val="center"/>
         <w:rPr>
           <w:rFonts w:asciiTheme="minorHAnsi" w:hAnsiTheme="minorHAnsi" w:cstheme="minorHAnsi"/>
